--- a/word_reports/LP_0350_위치_241_The Nolans_Sexy Music.docx
+++ b/word_reports/LP_0350_위치_241_The Nolans_Sexy Music.docx
@@ -4,7 +4,7 @@
   <w:body>
     <w:p>
       <w:pPr>
-        <w:spacing w:after="280"/>
+        <w:spacing w:after="80"/>
       </w:pPr>
       <w:r>
         <w:rPr w:rFonts="맑은 고딕">
@@ -13,94 +13,47 @@
           <w:color w:val="1E3A8A"/>
           <w:sz w:val="30"/>
         </w:rPr>
-        <w:t>[241] The Nolans - Sexy Music</w:t>
+        <w:t>The Nolans (놀란스) - Sexy Music</w:t>
       </w:r>
     </w:p>
     <w:p>
       <w:pPr>
-        <w:spacing w:after="320"/>
+        <w:spacing w:after="240"/>
       </w:pPr>
       <w:r>
         <w:rPr w:rFonts="맑은 고딕">
           <w:rFonts w:ascii="맑은 고딕" w:hAnsi="맑은 고딕" w:eastAsia="맑은 고딕"/>
           <w:b/>
-          <w:sz w:val="20"/>
+          <w:color w:val="4B5563"/>
+          <w:sz w:val="22"/>
         </w:rPr>
-        <w:t>■ 위치 : 241</w:t>
-        <w:br/>
-      </w:r>
-      <w:r>
-        <w:rPr w:rFonts="맑은 고딕">
-          <w:rFonts w:ascii="맑은 고딕" w:hAnsi="맑은 고딕" w:eastAsia="맑은 고딕"/>
-          <w:b/>
-          <w:sz w:val="20"/>
-        </w:rPr>
-        <w:t>■ 아티스트 : The Nolans</w:t>
-        <w:br/>
-      </w:r>
-      <w:r>
-        <w:rPr w:rFonts="맑은 고딕">
-          <w:rFonts w:ascii="맑은 고딕" w:hAnsi="맑은 고딕" w:eastAsia="맑은 고딕"/>
-          <w:b/>
-          <w:sz w:val="20"/>
-        </w:rPr>
-        <w:t>■ 앨범명 : Sexy Music</w:t>
-        <w:br/>
-      </w:r>
-      <w:r>
-        <w:rPr w:rFonts="맑은 고딕">
-          <w:rFonts w:ascii="맑은 고딕" w:hAnsi="맑은 고딕" w:eastAsia="맑은 고딕"/>
-          <w:b w:val="0"/>
-          <w:sz w:val="20"/>
-        </w:rPr>
-        <w:t>■ 음반 레이블 : Epic / CBS/Sony</w:t>
-        <w:br/>
-      </w:r>
-      <w:r>
-        <w:rPr w:rFonts="맑은 고딕">
-          <w:rFonts w:ascii="맑은 고딕" w:hAnsi="맑은 고딕" w:eastAsia="맑은 고딕"/>
-          <w:b w:val="0"/>
-          <w:sz w:val="20"/>
-        </w:rPr>
-        <w:t>■ 발매년도 : 1981</w:t>
-        <w:br/>
-      </w:r>
-      <w:r>
-        <w:rPr w:rFonts="맑은 고딕">
-          <w:rFonts w:ascii="맑은 고딕" w:hAnsi="맑은 고딕" w:eastAsia="맑은 고딕"/>
-          <w:b w:val="0"/>
-          <w:sz w:val="20"/>
-        </w:rPr>
-        <w:t>■ 장르 : 댄스 팝 (Dance-Pop), 디스코 (Disco), 유로 팝 (Euro-Pop)</w:t>
-        <w:br/>
-      </w:r>
-      <w:r>
-        <w:rPr w:rFonts="맑은 고딕">
-          <w:rFonts w:ascii="맑은 고딕" w:hAnsi="맑은 고딕" w:eastAsia="맑은 고딕"/>
-          <w:b w:val="0"/>
-          <w:sz w:val="20"/>
-        </w:rPr>
-        <w:t>■ 주요 수록곡 : 1. Sexy Music</w:t>
-        <w:br/>
+        <w:t>위치 :  241</w:t>
       </w:r>
     </w:p>
     <w:p>
       <w:pPr>
-        <w:spacing w:after="160"/>
+        <w:spacing w:line="324" w:lineRule="auto" w:before="80" w:after="160"/>
       </w:pPr>
       <w:r>
         <w:rPr w:rFonts="맑은 고딕">
           <w:rFonts w:ascii="맑은 고딕" w:hAnsi="맑은 고딕" w:eastAsia="맑은 고딕"/>
           <w:b/>
           <w:color w:val="1F2937"/>
-          <w:sz w:val="24"/>
+          <w:sz w:val="22"/>
         </w:rPr>
-        <w:t>■ 음반 해설 및 감상 가이드</w:t>
+        <w:t xml:space="preserve">[음반 소개] </w:t>
+      </w:r>
+      <w:r>
+        <w:rPr w:rFonts="맑은 고딕">
+          <w:rFonts w:ascii="맑은 고딕" w:hAnsi="맑은 고딕" w:eastAsia="맑은 고딕"/>
+          <w:b w:val="0"/>
+          <w:sz w:val="21"/>
+        </w:rPr>
       </w:r>
     </w:p>
     <w:p>
       <w:pPr>
-        <w:spacing w:line="312" w:lineRule="auto" w:after="120"/>
+        <w:spacing w:line="324" w:lineRule="auto" w:after="120"/>
       </w:pPr>
       <w:r>
         <w:rPr w:rFonts="맑은 고딕">
@@ -108,51 +61,516 @@
           <w:b w:val="0"/>
           <w:sz w:val="21"/>
         </w:rPr>
-        <w:t>1970년대 후반부터 1980년대 초반까지 전 세계 팝 음악계를 사로잡았던 아일랜드 출신의 자매 그룹 놀란스(The Nolans)의 대표 명반입니다. 특히 1981년 제10회 도쿄 음악제에서 대상을 수상하며 영국을 넘어 한국과 일본 등 동아시아 전역에서 폭발적인 syndromic한 인기를 누린 타이틀곡 'Sexy Music'을 필두로 구성된 이 음반은, 디스코 시대의 종식과 댄스 팝의 개막을 잇는 가장 화려한 교량 역할을 한 작품입니다.</w:t>
+        <w:t>1980년대 초, 찬란하게 일렁이던 디스코의 잔향과 세련된 팝 하모니의 여명이 교차하던 시기에 발매된 《Sexy Music》은 시대를 뛰어넘어 순수한 음악적 환희를 선사하는 걸작입니다. 아일랜드 출신 놀란 가문의 자매들이 빚어낸 맑고 청량한 보컬 앙상블은 경쾌한 브라스 세션 및 리드미컬한 그루브와 완벽한 조화를 이루며 청자의 가슴속에 깊은 두근거림을 아로새깁니다. 낭만과 활기가 가득했던 당대 팝 씬의 정취를 고스란히 담아낸 이 음반은 아날로그 특유의 따뜻하고 풍성한 질감 속에서 눈부시게 빛납니다. 반세기에 가까운 세월이 흐른 오늘날에도 턴테이블의 회전과 함께 피어오르는 생명력 넘치는 선율은 클래식과 팝 애호가 모두의 심미안을 충족시키기에 부족함이 없습니다.</w:t>
       </w:r>
     </w:p>
     <w:p>
       <w:pPr>
-        <w:spacing w:line="312" w:lineRule="auto" w:after="120"/>
+        <w:spacing w:line="324" w:lineRule="auto" w:before="200" w:after="80"/>
       </w:pPr>
+      <w:r>
+        <w:rPr w:rFonts="맑은 고딕">
+          <w:rFonts w:ascii="맑은 고딕" w:hAnsi="맑은 고딕" w:eastAsia="맑은 고딕"/>
+          <w:b/>
+          <w:color w:val="1E3A8A"/>
+          <w:sz w:val="24"/>
+        </w:rPr>
+        <w:t>1. 음반 데이터</w:t>
+      </w:r>
+    </w:p>
+    <w:p>
+      <w:pPr>
+        <w:spacing w:line="324" w:lineRule="auto" w:after="80"/>
+      </w:pPr>
+      <w:r>
+        <w:rPr w:rFonts="맑은 고딕">
+          <w:rFonts w:ascii="맑은 고딕" w:hAnsi="맑은 고딕" w:eastAsia="맑은 고딕"/>
+          <w:b w:val="0"/>
+          <w:color w:val="6B7280"/>
+          <w:sz w:val="21"/>
+        </w:rPr>
+        <w:t xml:space="preserve">· </w:t>
+      </w:r>
+      <w:r>
+        <w:rPr w:rFonts="맑은 고딕">
+          <w:rFonts w:ascii="맑은 고딕" w:hAnsi="맑은 고딕" w:eastAsia="맑은 고딕"/>
+          <w:b/>
+          <w:color w:val="1F2937"/>
+          <w:sz w:val="21"/>
+        </w:rPr>
+        <w:t xml:space="preserve">앨범명: </w:t>
+      </w:r>
       <w:r>
         <w:rPr w:rFonts="맑은 고딕">
           <w:rFonts w:ascii="맑은 고딕" w:hAnsi="맑은 고딕" w:eastAsia="맑은 고딕"/>
           <w:b w:val="0"/>
           <w:sz w:val="21"/>
         </w:rPr>
-        <w:t>이 앨범의 가장 큰 음악적 자산은 놀란스 자매 특유의 완벽하게 맞물리는 보컬 하모니에 있습니다. 메인 보컬인 고(故) 버니 놀란(Bernie Nolan)의 힘 있고 매혹적인 음색을 중심으로 자매들이 겹겹이 쌓아 올리는 청량하고 정교한 코러스는 듣는 이에게 압도적인 팝의 유쾌함을 선사합니다. 당시 최첨단 아날로그 신시사이저와 경쾌한 브라스 섹션, 그리고 유연하게 흐르는 스트링 편곡이 완벽한 조화를 이루며 80년대 팝 특유의 세련되고 찬란한 사운드 스케이프를 완성합니다.</w:t>
+        <w:t>Sexy Music</w:t>
       </w:r>
     </w:p>
     <w:p>
       <w:pPr>
-        <w:spacing w:line="312" w:lineRule="auto" w:after="120"/>
+        <w:spacing w:line="324" w:lineRule="auto" w:after="80"/>
       </w:pPr>
+      <w:r>
+        <w:rPr w:rFonts="맑은 고딕">
+          <w:rFonts w:ascii="맑은 고딕" w:hAnsi="맑은 고딕" w:eastAsia="맑은 고딕"/>
+          <w:b w:val="0"/>
+          <w:color w:val="6B7280"/>
+          <w:sz w:val="21"/>
+        </w:rPr>
+        <w:t xml:space="preserve">· </w:t>
+      </w:r>
+      <w:r>
+        <w:rPr w:rFonts="맑은 고딕">
+          <w:rFonts w:ascii="맑은 고딕" w:hAnsi="맑은 고딕" w:eastAsia="맑은 고딕"/>
+          <w:b/>
+          <w:color w:val="1F2937"/>
+          <w:sz w:val="21"/>
+        </w:rPr>
+        <w:t xml:space="preserve">아티스트: </w:t>
+      </w:r>
       <w:r>
         <w:rPr w:rFonts="맑은 고딕">
           <w:rFonts w:ascii="맑은 고딕" w:hAnsi="맑은 고딕" w:eastAsia="맑은 고딕"/>
           <w:b w:val="0"/>
           <w:sz w:val="21"/>
         </w:rPr>
-        <w:t>타이틀곡 'Sexy Music'은 중독성 강한 베이스 라인과 리드미컬한 카팅 기타, 세련된 훅(Hook)이 어우러져 매혹적인 분위기를 자아내며, 발표 직후 국내 음악 감상실과 라디오 리퀘스트를 접수한 시대의 아이콘과도 같은 트랙입니다. 여기에 이들의 글로벌 성공을 이끈 'I'm In the Mood for Dancing'과 'Gotta Pull Myself Together' 등 세련된 멜로디와 스파클링한 에너지가 넘치는 곡들이 대거 포진하여, LP의 A면부터 B면까지 단 한 순간도 지루할 틈 없는 완벽한 몰입감을 제공합니다.</w:t>
+        <w:t>The Nolans (놀란스)</w:t>
       </w:r>
     </w:p>
     <w:p>
       <w:pPr>
-        <w:spacing w:line="312" w:lineRule="auto" w:after="120"/>
+        <w:spacing w:line="324" w:lineRule="auto" w:after="80"/>
       </w:pPr>
+      <w:r>
+        <w:rPr w:rFonts="맑은 고딕">
+          <w:rFonts w:ascii="맑은 고딕" w:hAnsi="맑은 고딕" w:eastAsia="맑은 고딕"/>
+          <w:b w:val="0"/>
+          <w:color w:val="6B7280"/>
+          <w:sz w:val="21"/>
+        </w:rPr>
+        <w:t xml:space="preserve">· </w:t>
+      </w:r>
+      <w:r>
+        <w:rPr w:rFonts="맑은 고딕">
+          <w:rFonts w:ascii="맑은 고딕" w:hAnsi="맑은 고딕" w:eastAsia="맑은 고딕"/>
+          <w:b/>
+          <w:color w:val="1F2937"/>
+          <w:sz w:val="21"/>
+        </w:rPr>
+        <w:t xml:space="preserve">발매 정보: </w:t>
+      </w:r>
       <w:r>
         <w:rPr w:rFonts="맑은 고딕">
           <w:rFonts w:ascii="맑은 고딕" w:hAnsi="맑은 고딕" w:eastAsia="맑은 고딕"/>
           <w:b w:val="0"/>
           <w:sz w:val="21"/>
         </w:rPr>
-        <w:t>LP 특유의 따뜻하고 묵직한 아날로그 음향으로 감상하는 이 음반은, 당시 디스코 타악기의 생생한 타격감과 베이스의 리듬감을 한층 더 입체적으로 살려냅니다. 화려했던 80년대 팝의 황금기를 상징함과 동시에, 시대를 초월하여 오늘날의 리스너들에게도 변함없는 설렘을 안겨주는 이 음반은 팝 역사에 길이 남을 오디오파일 및 수집가들의 필수 소장품입니다.</w:t>
+        <w:t>1981년 에픽/소니(Epic/Sony) 레코드를 통해 발매되었으며, 영국과 아일랜드를 넘어 아시아 전역에 폭발적인 신드롬을 일으키며 그룹의 정점을 기록한 댄스 팝의 기념비적 명반입니다.</w:t>
+      </w:r>
+    </w:p>
+    <w:p>
+      <w:pPr>
+        <w:spacing w:line="324" w:lineRule="auto" w:after="80"/>
+      </w:pPr>
+      <w:r>
+        <w:rPr w:rFonts="맑은 고딕">
+          <w:rFonts w:ascii="맑은 고딕" w:hAnsi="맑은 고딕" w:eastAsia="맑은 고딕"/>
+          <w:b w:val="0"/>
+          <w:color w:val="6B7280"/>
+          <w:sz w:val="21"/>
+        </w:rPr>
+        <w:t xml:space="preserve">· </w:t>
+      </w:r>
+      <w:r>
+        <w:rPr w:rFonts="맑은 고딕">
+          <w:rFonts w:ascii="맑은 고딕" w:hAnsi="맑은 고딕" w:eastAsia="맑은 고딕"/>
+          <w:b/>
+          <w:color w:val="1F2937"/>
+          <w:sz w:val="21"/>
+        </w:rPr>
+        <w:t xml:space="preserve">LP 인기도(판매량): </w:t>
+      </w:r>
+      <w:r>
+        <w:rPr w:rFonts="맑은 고딕">
+          <w:rFonts w:ascii="맑은 고딕" w:hAnsi="맑은 고딕" w:eastAsia="맑은 고딕"/>
+          <w:b w:val="0"/>
+          <w:sz w:val="21"/>
+        </w:rPr>
+        <w:t>일본 오리콘 해외 아티스트 차트 1위를 석권하고 밀리언셀러를 기록하는 경이로운 상업적 성공을 거두었으며, 한국을 비롯한 아시아 시장의 라디오와 음악 다방을 장악하며 시대를 풍미했습니다.</w:t>
+      </w:r>
+    </w:p>
+    <w:p>
+      <w:pPr>
+        <w:spacing w:line="324" w:lineRule="auto" w:after="80"/>
+      </w:pPr>
+      <w:r>
+        <w:rPr w:rFonts="맑은 고딕">
+          <w:rFonts w:ascii="맑은 고딕" w:hAnsi="맑은 고딕" w:eastAsia="맑은 고딕"/>
+          <w:b w:val="0"/>
+          <w:color w:val="6B7280"/>
+          <w:sz w:val="21"/>
+        </w:rPr>
+        <w:t xml:space="preserve">· </w:t>
+      </w:r>
+      <w:r>
+        <w:rPr w:rFonts="맑은 고딕">
+          <w:rFonts w:ascii="맑은 고딕" w:hAnsi="맑은 고딕" w:eastAsia="맑은 고딕"/>
+          <w:b/>
+          <w:color w:val="1F2937"/>
+          <w:sz w:val="21"/>
+        </w:rPr>
+        <w:t xml:space="preserve">각종 수상경력: </w:t>
+      </w:r>
+      <w:r>
+        <w:rPr w:rFonts="맑은 고딕">
+          <w:rFonts w:ascii="맑은 고딕" w:hAnsi="맑은 고딕" w:eastAsia="맑은 고딕"/>
+          <w:b w:val="0"/>
+          <w:sz w:val="21"/>
+        </w:rPr>
+        <w:t>1981년 제10회 도쿄 가요제(Tokyo Music Festival)에서 쟁쟁한 세계적 아티스트들을 제치고 최고 영예인 '그랑프리(Grand Prix)' 대상을 수상하며 대중성과 예술성을 공인받았습니다.</w:t>
+      </w:r>
+    </w:p>
+    <w:p>
+      <w:pPr>
+        <w:spacing w:line="324" w:lineRule="auto" w:before="200" w:after="80"/>
+      </w:pPr>
+      <w:r>
+        <w:rPr w:rFonts="맑은 고딕">
+          <w:rFonts w:ascii="맑은 고딕" w:hAnsi="맑은 고딕" w:eastAsia="맑은 고딕"/>
+          <w:b/>
+          <w:color w:val="1E3A8A"/>
+          <w:sz w:val="24"/>
+        </w:rPr>
+        <w:t>2. 아티스트 정보</w:t>
+      </w:r>
+    </w:p>
+    <w:p>
+      <w:pPr>
+        <w:spacing w:line="324" w:lineRule="auto" w:after="80"/>
+      </w:pPr>
+      <w:r>
+        <w:rPr w:rFonts="맑은 고딕">
+          <w:rFonts w:ascii="맑은 고딕" w:hAnsi="맑은 고딕" w:eastAsia="맑은 고딕"/>
+          <w:b w:val="0"/>
+          <w:color w:val="6B7280"/>
+          <w:sz w:val="21"/>
+        </w:rPr>
+        <w:t xml:space="preserve">· </w:t>
+      </w:r>
+      <w:r>
+        <w:rPr w:rFonts="맑은 고딕">
+          <w:rFonts w:ascii="맑은 고딕" w:hAnsi="맑은 고딕" w:eastAsia="맑은 고딕"/>
+          <w:b/>
+          <w:color w:val="1F2937"/>
+          <w:sz w:val="21"/>
+        </w:rPr>
+        <w:t xml:space="preserve">국적: </w:t>
+      </w:r>
+      <w:r>
+        <w:rPr w:rFonts="맑은 고딕">
+          <w:rFonts w:ascii="맑은 고딕" w:hAnsi="맑은 고딕" w:eastAsia="맑은 고딕"/>
+          <w:b w:val="0"/>
+          <w:sz w:val="21"/>
+        </w:rPr>
+        <w:t>아일랜드 / 영국 (Irish / British)</w:t>
+      </w:r>
+    </w:p>
+    <w:p>
+      <w:pPr>
+        <w:spacing w:line="324" w:lineRule="auto" w:after="80"/>
+      </w:pPr>
+      <w:r>
+        <w:rPr w:rFonts="맑은 고딕">
+          <w:rFonts w:ascii="맑은 고딕" w:hAnsi="맑은 고딕" w:eastAsia="맑은 고딕"/>
+          <w:b w:val="0"/>
+          <w:color w:val="6B7280"/>
+          <w:sz w:val="21"/>
+        </w:rPr>
+        <w:t xml:space="preserve">· </w:t>
+      </w:r>
+      <w:r>
+        <w:rPr w:rFonts="맑은 고딕">
+          <w:rFonts w:ascii="맑은 고딕" w:hAnsi="맑은 고딕" w:eastAsia="맑은 고딕"/>
+          <w:b/>
+          <w:color w:val="1F2937"/>
+          <w:sz w:val="21"/>
+        </w:rPr>
+        <w:t xml:space="preserve">생몰년도: </w:t>
+      </w:r>
+      <w:r>
+        <w:rPr w:rFonts="맑은 고딕">
+          <w:rFonts w:ascii="맑은 고딕" w:hAnsi="맑은 고딕" w:eastAsia="맑은 고딕"/>
+          <w:b w:val="0"/>
+          <w:sz w:val="21"/>
+        </w:rPr>
+        <w:t>1974년 결성 (버니, 린다, 모린, 콜린, 앤 놀란 자매)</w:t>
+      </w:r>
+    </w:p>
+    <w:p>
+      <w:pPr>
+        <w:spacing w:line="324" w:lineRule="auto" w:after="80"/>
+      </w:pPr>
+      <w:r>
+        <w:rPr w:rFonts="맑은 고딕">
+          <w:rFonts w:ascii="맑은 고딕" w:hAnsi="맑은 고딕" w:eastAsia="맑은 고딕"/>
+          <w:b w:val="0"/>
+          <w:color w:val="6B7280"/>
+          <w:sz w:val="21"/>
+        </w:rPr>
+        <w:t xml:space="preserve">· </w:t>
+      </w:r>
+      <w:r>
+        <w:rPr w:rFonts="맑은 고딕">
+          <w:rFonts w:ascii="맑은 고딕" w:hAnsi="맑은 고딕" w:eastAsia="맑은 고딕"/>
+          <w:b/>
+          <w:color w:val="1F2937"/>
+          <w:sz w:val="21"/>
+        </w:rPr>
+        <w:t xml:space="preserve">그룹 소속: </w:t>
+      </w:r>
+      <w:r>
+        <w:rPr w:rFonts="맑은 고딕">
+          <w:rFonts w:ascii="맑은 고딕" w:hAnsi="맑은 고딕" w:eastAsia="맑은 고딕"/>
+          <w:b w:val="0"/>
+          <w:sz w:val="21"/>
+        </w:rPr>
+        <w:t>팝/댄스 보컬 그룹 (자매 보컬 앙상블)</w:t>
+      </w:r>
+    </w:p>
+    <w:p>
+      <w:pPr>
+        <w:spacing w:line="324" w:lineRule="auto" w:after="80"/>
+      </w:pPr>
+      <w:r>
+        <w:rPr w:rFonts="맑은 고딕">
+          <w:rFonts w:ascii="맑은 고딕" w:hAnsi="맑은 고딕" w:eastAsia="맑은 고딕"/>
+          <w:b w:val="0"/>
+          <w:color w:val="6B7280"/>
+          <w:sz w:val="21"/>
+        </w:rPr>
+        <w:t xml:space="preserve">· </w:t>
+      </w:r>
+      <w:r>
+        <w:rPr w:rFonts="맑은 고딕">
+          <w:rFonts w:ascii="맑은 고딕" w:hAnsi="맑은 고딕" w:eastAsia="맑은 고딕"/>
+          <w:b/>
+          <w:color w:val="1F2937"/>
+          <w:sz w:val="21"/>
+        </w:rPr>
+        <w:t xml:space="preserve">아티스트 소개: </w:t>
+      </w:r>
+      <w:r>
+        <w:rPr w:rFonts="맑은 고딕">
+          <w:rFonts w:ascii="맑은 고딕" w:hAnsi="맑은 고딕" w:eastAsia="맑은 고딕"/>
+          <w:b w:val="0"/>
+          <w:sz w:val="21"/>
+        </w:rPr>
+        <w:t>놀란스는 가족 특유의 긴밀한 유대감에서 비롯된 유려하고 빈틈없는 다성부 보컬 화음을 무기로 1970~80년대 유러피언 팝 씬을 호령한 전설적인 자매 그룹입니다. 친근하면서도 우아한 멜로디 감각과 청량한 하모니를 통해 디스코와 댄스 팝을 가장 품격 있는 대중음악의 경지로 끌어올렸다는 평가를 받습니다.</w:t>
+      </w:r>
+    </w:p>
+    <w:p>
+      <w:pPr>
+        <w:spacing w:line="324" w:lineRule="auto" w:before="200" w:after="80"/>
+      </w:pPr>
+      <w:r>
+        <w:rPr w:rFonts="맑은 고딕">
+          <w:rFonts w:ascii="맑은 고딕" w:hAnsi="맑은 고딕" w:eastAsia="맑은 고딕"/>
+          <w:b/>
+          <w:color w:val="1E3A8A"/>
+          <w:sz w:val="24"/>
+        </w:rPr>
+        <w:t>3. 음반 상세 분석</w:t>
+      </w:r>
+    </w:p>
+    <w:p>
+      <w:pPr>
+        <w:spacing w:line="324" w:lineRule="auto" w:after="80"/>
+      </w:pPr>
+      <w:r>
+        <w:rPr w:rFonts="맑은 고딕">
+          <w:rFonts w:ascii="맑은 고딕" w:hAnsi="맑은 고딕" w:eastAsia="맑은 고딕"/>
+          <w:b w:val="0"/>
+          <w:color w:val="6B7280"/>
+          <w:sz w:val="21"/>
+        </w:rPr>
+        <w:t xml:space="preserve">· </w:t>
+      </w:r>
+      <w:r>
+        <w:rPr w:rFonts="맑은 고딕">
+          <w:rFonts w:ascii="맑은 고딕" w:hAnsi="맑은 고딕" w:eastAsia="맑은 고딕"/>
+          <w:b/>
+          <w:color w:val="1F2937"/>
+          <w:sz w:val="21"/>
+        </w:rPr>
+        <w:t xml:space="preserve">역사적 위치: </w:t>
+      </w:r>
+      <w:r>
+        <w:rPr w:rFonts="맑은 고딕">
+          <w:rFonts w:ascii="맑은 고딕" w:hAnsi="맑은 고딕" w:eastAsia="맑은 고딕"/>
+          <w:b w:val="0"/>
+          <w:sz w:val="21"/>
+        </w:rPr>
+        <w:t>1970년대 후반의 유로 디스코 열풍이 세련된 1980년대 댄스 팝으로 이행하는 과도기적 정점에서, 패밀리 보컬 그룹이 지닐 수 있는 가장 이상적인 음악적 밸런스를 보여준 음반입니다. 과도한 전자음 대신 정교한 어쿠스틱 리듬 섹션과 섬세한 편곡, 탄탄한 보컬 가창력이 유기적으로 결합하여 상업적 팝 앨범 그 이상의 클래시컬한 완성도를 획득했습니다.</w:t>
+      </w:r>
+    </w:p>
+    <w:p>
+      <w:pPr>
+        <w:spacing w:line="324" w:lineRule="auto" w:after="80"/>
+      </w:pPr>
+      <w:r>
+        <w:rPr w:rFonts="맑은 고딕">
+          <w:rFonts w:ascii="맑은 고딕" w:hAnsi="맑은 고딕" w:eastAsia="맑은 고딕"/>
+          <w:b w:val="0"/>
+          <w:color w:val="6B7280"/>
+          <w:sz w:val="21"/>
+        </w:rPr>
+        <w:t xml:space="preserve">· </w:t>
+      </w:r>
+      <w:r>
+        <w:rPr w:rFonts="맑은 고딕">
+          <w:rFonts w:ascii="맑은 고딕" w:hAnsi="맑은 고딕" w:eastAsia="맑은 고딕"/>
+          <w:b/>
+          <w:color w:val="1F2937"/>
+          <w:sz w:val="21"/>
+        </w:rPr>
+        <w:t xml:space="preserve">시대의 흔적(스토리텔링): </w:t>
+      </w:r>
+      <w:r>
+        <w:rPr w:rFonts="맑은 고딕">
+          <w:rFonts w:ascii="맑은 고딕" w:hAnsi="맑은 고딕" w:eastAsia="맑은 고딕"/>
+          <w:b w:val="0"/>
+          <w:sz w:val="21"/>
+        </w:rPr>
+        <w:t>네온사인이 일렁이던 도심의 거리, 청춘들의 자유와 열정이 깃들어 있던 롤러스케이트장과 카세트테이프의 시대적 공기를 생생하게 품고 있습니다. 낭만과 희망이 교차하던 1980년대 초반, 국경을 넘어 청춘들의 가슴을 뛰게 만들었던 찬란한 문화적 낙관주의가 이 음반의 소리골마다 짙게 스며 있습니다.</w:t>
+      </w:r>
+    </w:p>
+    <w:p>
+      <w:pPr>
+        <w:spacing w:line="324" w:lineRule="auto" w:before="200" w:after="80"/>
+      </w:pPr>
+      <w:r>
+        <w:rPr w:rFonts="맑은 고딕">
+          <w:rFonts w:ascii="맑은 고딕" w:hAnsi="맑은 고딕" w:eastAsia="맑은 고딕"/>
+          <w:b/>
+          <w:color w:val="1E3A8A"/>
+          <w:sz w:val="24"/>
+        </w:rPr>
+        <w:t>4. 주요 수록곡 및 감상 제언</w:t>
+      </w:r>
+    </w:p>
+    <w:p>
+      <w:pPr>
+        <w:spacing w:line="324" w:lineRule="auto" w:after="80"/>
+      </w:pPr>
+      <w:r>
+        <w:rPr w:rFonts="맑은 고딕">
+          <w:rFonts w:ascii="맑은 고딕" w:hAnsi="맑은 고딕" w:eastAsia="맑은 고딕"/>
+          <w:b w:val="0"/>
+          <w:color w:val="6B7280"/>
+          <w:sz w:val="21"/>
+        </w:rPr>
+        <w:t xml:space="preserve">· </w:t>
+      </w:r>
+      <w:r>
+        <w:rPr w:rFonts="맑은 고딕">
+          <w:rFonts w:ascii="맑은 고딕" w:hAnsi="맑은 고딕" w:eastAsia="맑은 고딕"/>
+          <w:b/>
+          <w:color w:val="1F2937"/>
+          <w:sz w:val="21"/>
+        </w:rPr>
+        <w:t xml:space="preserve">주요 수록곡 특징: </w:t>
+      </w:r>
+      <w:r>
+        <w:rPr w:rFonts="맑은 고딕">
+          <w:rFonts w:ascii="맑은 고딕" w:hAnsi="맑은 고딕" w:eastAsia="맑은 고딕"/>
+          <w:b w:val="0"/>
+          <w:sz w:val="21"/>
+        </w:rPr>
+        <w:t>베이스의 탄력적인 슬랩과 화려한 브라스, 숨결을 불어넣듯 유혹적인 후렴구가 돋보이는 타이틀곡 "Sexy Music"을 필두로, 싱그러운 설렘을 노래한 불멸의 클래식 "I'm in the Mood for Dancing", 드라마틱한 구성과 호소력 짙은 보컬이 매혹적인 "Attention to Me" 등이 수록되어 듣는 내내 찬란한 멜로디의 향연을 펼쳐냅니다.</w:t>
+      </w:r>
+    </w:p>
+    <w:p>
+      <w:pPr>
+        <w:spacing w:line="324" w:lineRule="auto" w:after="80"/>
+      </w:pPr>
+      <w:r>
+        <w:rPr w:rFonts="맑은 고딕">
+          <w:rFonts w:ascii="맑은 고딕" w:hAnsi="맑은 고딕" w:eastAsia="맑은 고딕"/>
+          <w:b w:val="0"/>
+          <w:color w:val="6B7280"/>
+          <w:sz w:val="21"/>
+        </w:rPr>
+        <w:t xml:space="preserve">· </w:t>
+      </w:r>
+      <w:r>
+        <w:rPr w:rFonts="맑은 고딕">
+          <w:rFonts w:ascii="맑은 고딕" w:hAnsi="맑은 고딕" w:eastAsia="맑은 고딕"/>
+          <w:b/>
+          <w:color w:val="1F2937"/>
+          <w:sz w:val="21"/>
+        </w:rPr>
+        <w:t xml:space="preserve">빈티지 감상 제언: </w:t>
+      </w:r>
+      <w:r>
+        <w:rPr w:rFonts="맑은 고딕">
+          <w:rFonts w:ascii="맑은 고딕" w:hAnsi="맑은 고딕" w:eastAsia="맑은 고딕"/>
+          <w:b w:val="0"/>
+          <w:sz w:val="21"/>
+        </w:rPr>
+        <w:t>진공관 앰프의 온기가 피어오를 때 턴테이블 바늘이 읽어내는 베이스라인의 묵직한 펀치감과 놀란스 자매들의 청명한 고음역 화음은 디지털 음원으로는 결코 흉내 낼 수 없는 입체적인 공간감을 형성합니다. MM 카트리지 특유의 다이내믹한 표현력을 빌려 감상한다면, 현장감 넘치는 스튜디오 세션의 숨결과 보컬의 미세한 떨림까지 고스란히 체감할 수 있습니다.</w:t>
+      </w:r>
+    </w:p>
+    <w:p>
+      <w:pPr>
+        <w:spacing w:line="324" w:lineRule="auto" w:after="80"/>
+      </w:pPr>
+      <w:r>
+        <w:rPr w:rFonts="맑은 고딕">
+          <w:rFonts w:ascii="맑은 고딕" w:hAnsi="맑은 고딕" w:eastAsia="맑은 고딕"/>
+          <w:b w:val="0"/>
+          <w:color w:val="6B7280"/>
+          <w:sz w:val="21"/>
+        </w:rPr>
+        <w:t xml:space="preserve">· </w:t>
+      </w:r>
+      <w:r>
+        <w:rPr w:rFonts="맑은 고딕">
+          <w:rFonts w:ascii="맑은 고딕" w:hAnsi="맑은 고딕" w:eastAsia="맑은 고딕"/>
+          <w:b/>
+          <w:color w:val="1F2937"/>
+          <w:sz w:val="21"/>
+        </w:rPr>
+        <w:t xml:space="preserve">소장 가치: </w:t>
+      </w:r>
+      <w:r>
+        <w:rPr w:rFonts="맑은 고딕">
+          <w:rFonts w:ascii="맑은 고딕" w:hAnsi="맑은 고딕" w:eastAsia="맑은 고딕"/>
+          <w:b w:val="0"/>
+          <w:sz w:val="21"/>
+        </w:rPr>
+        <w:t>80년대 팝 역사의 찬연한 한 페이지를 장식한 상징적인 앨범이자, 완벽한 아날로그 마스터링의 숨결을 간직한 초반 바이닐로서 음반 컬렉터와 오디오파일 모두에게 시대를 초월한 소장 가치를 지닙니다.</w:t>
+      </w:r>
+    </w:p>
+    <w:p>
+      <w:pPr>
+        <w:spacing w:line="324" w:lineRule="auto" w:after="120" w:before="160"/>
+      </w:pPr>
+      <w:r>
+        <w:rPr w:rFonts="맑은 고딕">
+          <w:rFonts w:ascii="맑은 고딕" w:hAnsi="맑은 고딕" w:eastAsia="맑은 고딕"/>
+          <w:b/>
+          <w:color w:val="4338CA"/>
+          <w:sz w:val="21"/>
+        </w:rPr>
+        <w:t>이 음반을 통해 아날로그 바늘 끝에서 피어나는 화려한 리듬과 따스한 하모니가 전해주는 감동을 다시 한번 경험해 보시는 것은 어떨까요?</w:t>
       </w:r>
     </w:p>
     <w:sectPr>
       <w:pgSz w:w="12240" w:h="15840"/>
-      <w:pgMar w:top="1440" w:right="1440" w:bottom="1440" w:left="1440" w:header="720" w:footer="720" w:gutter="0"/>
+      <w:pgMar w:top="1152" w:right="1296" w:bottom="1152" w:left="1296" w:header="720" w:footer="720" w:gutter="0"/>
       <w:cols w:space="720"/>
       <w:docGrid w:linePitch="360"/>
     </w:sectPr>

--- a/word_reports/LP_0350_위치_241_The Nolans_Sexy Music.docx
+++ b/word_reports/LP_0350_위치_241_The Nolans_Sexy Music.docx
@@ -32,7 +32,7 @@
     </w:p>
     <w:p>
       <w:pPr>
-        <w:spacing w:line="324" w:lineRule="auto" w:before="80" w:after="160"/>
+        <w:spacing w:line="324" w:lineRule="auto" w:before="80" w:after="120"/>
       </w:pPr>
       <w:r>
         <w:rPr w:rFonts="맑은 고딕">
@@ -42,13 +42,6 @@
           <w:sz w:val="22"/>
         </w:rPr>
         <w:t xml:space="preserve">[음반 소개] </w:t>
-      </w:r>
-      <w:r>
-        <w:rPr w:rFonts="맑은 고딕">
-          <w:rFonts w:ascii="맑은 고딕" w:hAnsi="맑은 고딕" w:eastAsia="맑은 고딕"/>
-          <w:b w:val="0"/>
-          <w:sz w:val="21"/>
-        </w:rPr>
       </w:r>
     </w:p>
     <w:p>
@@ -61,7 +54,33 @@
           <w:b w:val="0"/>
           <w:sz w:val="21"/>
         </w:rPr>
-        <w:t>1980년대 초, 찬란하게 일렁이던 디스코의 잔향과 세련된 팝 하모니의 여명이 교차하던 시기에 발매된 《Sexy Music》은 시대를 뛰어넘어 순수한 음악적 환희를 선사하는 걸작입니다. 아일랜드 출신 놀란 가문의 자매들이 빚어낸 맑고 청량한 보컬 앙상블은 경쾌한 브라스 세션 및 리드미컬한 그루브와 완벽한 조화를 이루며 청자의 가슴속에 깊은 두근거림을 아로새깁니다. 낭만과 활기가 가득했던 당대 팝 씬의 정취를 고스란히 담아낸 이 음반은 아날로그 특유의 따뜻하고 풍성한 질감 속에서 눈부시게 빛납니다. 반세기에 가까운 세월이 흐른 오늘날에도 턴테이블의 회전과 함께 피어오르는 생명력 넘치는 선율은 클래식과 팝 애호가 모두의 심미안을 충족시키기에 부족함이 없습니다.</w:t>
+        <w:t>1970년대 후반의 화려했던 디스코 열풍이 정점을 지나 1980년대의 세련된 신스팝과 뉴웨이브로 진화하던 대중음악의 결정적 분기점에서, 아일랜드 출신의 다섯 자매가 결성한 놀란스(The Nolans)는 팝 역사에 지울 수 없는 청량한 궤적을 남겼습니다. 영국 브리티시 팝의 견고한 송라이팅과 유로 디스코의 약동하는 에너지가 완벽하게 교차하던 1981년, 이들이 발표한 음반 《Sexy Music》은 단순한 댄스 음악의 범주를 넘어 동서양 대중음악계를 전율케 한 찬란한 문화적 사건이었습니다. 부드럽고 서정적인 멜로디 속에 정밀하게 세공된 자매들의 하모니는 당대 대중음악계에 신선하고도 고결한 생명력을 불어넣었습니다.</w:t>
+      </w:r>
+    </w:p>
+    <w:p>
+      <w:pPr>
+        <w:spacing w:line="324" w:lineRule="auto" w:after="120"/>
+      </w:pPr>
+      <w:r>
+        <w:rPr w:rFonts="맑은 고딕">
+          <w:rFonts w:ascii="맑은 고딕" w:hAnsi="맑은 고딕" w:eastAsia="맑은 고딕"/>
+          <w:b w:val="0"/>
+          <w:sz w:val="21"/>
+        </w:rPr>
+        <w:t>본 앨범의 타이틀 곡이자 불멸의 명곡인 "Sexy Music"은 발표와 동시에 전 세계를 사로잡았으며, 특히 1981년 제10회 도쿄 가요제에서 대망의 그랑프리를 수상하며 아시아 음악 시장의 판도를 완전히 바꾸어 놓았습니다. 'Sexy'라는 도발적인 단어를 품고 있음에도 불구하고, 놀란스가 펼쳐낸 음악적 정서는 관능의 과잉 대신 지극히 투명하고 찬란한 순수성을 담고 있었습니다. 경쾌하게 튀어 오르는 베이스라인과 산뜻한 브라스 사운드 위에 얹힌 자매들의 일체화된 보컬 블렌딩은, 육체적 매혹을 음악적 낭만과 벅찬 환희로 승화시키는 독창적인 예술적 철학을 증명해 보였습니다.</w:t>
+      </w:r>
+    </w:p>
+    <w:p>
+      <w:pPr>
+        <w:spacing w:line="324" w:lineRule="auto" w:after="120"/>
+      </w:pPr>
+      <w:r>
+        <w:rPr w:rFonts="맑은 고딕">
+          <w:rFonts w:ascii="맑은 고딕" w:hAnsi="맑은 고딕" w:eastAsia="맑은 고딕"/>
+          <w:b w:val="0"/>
+          <w:sz w:val="21"/>
+        </w:rPr>
+        <w:t>세월이 흘러 디지털 음원이 세상을 지배하는 오늘날에도, 바이닐(LP)의 소리골을 통해 회귀하는 이 음반의 울림은 여전히 눈부십니다. 80년대 초반 아날로그 스튜디오 레코딩이 지닌 풍성한 다이내믹과 인간적인 온기는 거친 세월의 풍파 속에서도 결코 바래지 않는 영원한 청춘의 찬가로 남아 있습니다. 《Sexy Music》은 시대를 뛰어넘어 세대와 국경을 잇는 보편적인 기쁨의 파동이며, 음악이 인간에게 선사할 수 있는 가장 순수하고 우아한 활력의 정점이라 평가할 만합니다.</w:t>
       </w:r>
     </w:p>
     <w:p>
@@ -168,7 +187,7 @@
           <w:b w:val="0"/>
           <w:sz w:val="21"/>
         </w:rPr>
-        <w:t>1981년 에픽/소니(Epic/Sony) 레코드를 통해 발매되었으며, 영국과 아일랜드를 넘어 아시아 전역에 폭발적인 신드롬을 일으키며 그룹의 정점을 기록한 댄스 팝의 기념비적 명반입니다.</w:t>
+        <w:t>1981년 일본 에픽/소니(Epic/Sony)를 필두로 글로벌 발매되었으며, 아시아 전역에 폭발적인 신드롬을 일으키며 80년대 팝 댄스 음악의 표준을 제시한 역사적 명반.</w:t>
       </w:r>
     </w:p>
     <w:p>
@@ -199,7 +218,7 @@
           <w:b w:val="0"/>
           <w:sz w:val="21"/>
         </w:rPr>
-        <w:t>일본 오리콘 해외 아티스트 차트 1위를 석권하고 밀리언셀러를 기록하는 경이로운 상업적 성공을 거두었으며, 한국을 비롯한 아시아 시장의 라디오와 음악 다방을 장악하며 시대를 풍미했습니다.</w:t>
+        <w:t>일본 오리콘 인터내셔널 차트 장기 1위 및 종합 앨범 차트 정상 정복, 아시아 및 유럽 전역에서 수백만 장 이상의 경이적인 판매고를 기록하며 플래티넘 달성.</w:t>
       </w:r>
     </w:p>
     <w:p>
@@ -230,7 +249,7 @@
           <w:b w:val="0"/>
           <w:sz w:val="21"/>
         </w:rPr>
-        <w:t>1981년 제10회 도쿄 가요제(Tokyo Music Festival)에서 쟁쟁한 세계적 아티스트들을 제치고 최고 영예인 '그랑프리(Grand Prix)' 대상을 수상하며 대중성과 예술성을 공인받았습니다.</w:t>
+        <w:t>1981년 제10회 도쿄 가요제(Tokyo Music Festival) 세계대회 '그랑프리(대상)' 수상, 일본 골드 디스크상 석권 등 아시아 대중음악사에서 서구 아티스트로서 전무후무한 기록 수립.</w:t>
       </w:r>
     </w:p>
     <w:p>
@@ -275,7 +294,7 @@
           <w:b w:val="0"/>
           <w:sz w:val="21"/>
         </w:rPr>
-        <w:t>아일랜드 / 영국 (Irish / British)</w:t>
+        <w:t>아일랜드 / 영국 (Ireland / United Kingdom)</w:t>
       </w:r>
     </w:p>
     <w:p>
@@ -306,7 +325,7 @@
           <w:b w:val="0"/>
           <w:sz w:val="21"/>
         </w:rPr>
-        <w:t>1974년 결성 (버니, 린다, 모린, 콜린, 앤 놀란 자매)</w:t>
+        <w:t>1974년 결성</w:t>
       </w:r>
     </w:p>
     <w:p>
@@ -337,7 +356,7 @@
           <w:b w:val="0"/>
           <w:sz w:val="21"/>
         </w:rPr>
-        <w:t>팝/댄스 보컬 그룹 (자매 보컬 앙상블)</w:t>
+        <w:t>여성 보컬 앙상블 (가족 팝 그룹)</w:t>
       </w:r>
     </w:p>
     <w:p>
@@ -368,7 +387,7 @@
           <w:b w:val="0"/>
           <w:sz w:val="21"/>
         </w:rPr>
-        <w:t>놀란스는 가족 특유의 긴밀한 유대감에서 비롯된 유려하고 빈틈없는 다성부 보컬 화음을 무기로 1970~80년대 유러피언 팝 씬을 호령한 전설적인 자매 그룹입니다. 친근하면서도 우아한 멜로디 감각과 청량한 하모니를 통해 디스코와 댄스 팝을 가장 품격 있는 대중음악의 경지로 끌어올렸다는 평가를 받습니다.</w:t>
+        <w:t>피를 나눈 자매들로 구성된 놀란스는 혈육만이 빚어낼 수 있는 완벽한 화음 결속력과 탄탄한 가창력으로 1970~80년대 세계 팝 음악계를 매혹한 전설적인 여성 그룹입니다. 밝고 긍정적인 에너지와 세련된 브리티시 팝-디스코 사운드를 결합하여 서구는 물론 한국과 일본을 비롯한 아시아 대중음악사에 댄스 팝의 새로운 지평을 열었습니다.</w:t>
       </w:r>
     </w:p>
     <w:p>
@@ -413,7 +432,7 @@
           <w:b w:val="0"/>
           <w:sz w:val="21"/>
         </w:rPr>
-        <w:t>1970년대 후반의 유로 디스코 열풍이 세련된 1980년대 댄스 팝으로 이행하는 과도기적 정점에서, 패밀리 보컬 그룹이 지닐 수 있는 가장 이상적인 음악적 밸런스를 보여준 음반입니다. 과도한 전자음 대신 정교한 어쿠스틱 리듬 섹션과 섬세한 편곡, 탄탄한 보컬 가창력이 유기적으로 결합하여 상업적 팝 앨범 그 이상의 클래시컬한 완성도를 획득했습니다.</w:t>
+        <w:t>디스코 시대의 종언과 80년대 댄스-팝의 개화를 잇는 가교 역할을 충실히 수행한 작품으로, 탁월한 멜로디 메이킹과 보컬 화음의 극치를 집약하여 팝 앙상블의 교과서적인 완성도를 보여준 음반입니다.</w:t>
       </w:r>
     </w:p>
     <w:p>
@@ -444,7 +463,7 @@
           <w:b w:val="0"/>
           <w:sz w:val="21"/>
         </w:rPr>
-        <w:t>네온사인이 일렁이던 도심의 거리, 청춘들의 자유와 열정이 깃들어 있던 롤러스케이트장과 카세트테이프의 시대적 공기를 생생하게 품고 있습니다. 낭만과 희망이 교차하던 1980년대 초반, 국경을 넘어 청춘들의 가슴을 뛰게 만들었던 찬란한 문화적 낙관주의가 이 음반의 소리골마다 짙게 스며 있습니다.</w:t>
+        <w:t>1980년대 초반 청춘들의 해방구였던 롤러스케이트장과 라디오 음악다방을 온통 핑크빛 열기로 물들였던 당대 대중문화의 심장이자, 순수했던 아날로그 시대의 낭만과 설렘을 고스란히 봉인한 시대의 거울입니다.</w:t>
       </w:r>
     </w:p>
     <w:p>
@@ -489,7 +508,99 @@
           <w:b w:val="0"/>
           <w:sz w:val="21"/>
         </w:rPr>
-        <w:t>베이스의 탄력적인 슬랩과 화려한 브라스, 숨결을 불어넣듯 유혹적인 후렴구가 돋보이는 타이틀곡 "Sexy Music"을 필두로, 싱그러운 설렘을 노래한 불멸의 클래식 "I'm in the Mood for Dancing", 드라마틱한 구성과 호소력 짙은 보컬이 매혹적인 "Attention to Me" 등이 수록되어 듣는 내내 찬란한 멜로디의 향연을 펼쳐냅니다.</w:t>
+      </w:r>
+    </w:p>
+    <w:p>
+      <w:pPr>
+        <w:spacing w:line="324" w:lineRule="auto" w:after="80"/>
+      </w:pPr>
+      <w:r>
+        <w:rPr w:rFonts="맑은 고딕">
+          <w:rFonts w:ascii="맑은 고딕" w:hAnsi="맑은 고딕" w:eastAsia="맑은 고딕"/>
+          <w:b w:val="0"/>
+          <w:color w:val="6B7280"/>
+          <w:sz w:val="21"/>
+        </w:rPr>
+        <w:t xml:space="preserve">· </w:t>
+      </w:r>
+      <w:r>
+        <w:rPr w:rFonts="맑은 고딕">
+          <w:rFonts w:ascii="맑은 고딕" w:hAnsi="맑은 고딕" w:eastAsia="맑은 고딕"/>
+          <w:b/>
+          <w:color w:val="1F2937"/>
+          <w:sz w:val="21"/>
+        </w:rPr>
+        <w:t xml:space="preserve">"Sexy Music": </w:t>
+      </w:r>
+      <w:r>
+        <w:rPr w:rFonts="맑은 고딕">
+          <w:rFonts w:ascii="맑은 고딕" w:hAnsi="맑은 고딕" w:eastAsia="맑은 고딕"/>
+          <w:b w:val="0"/>
+          <w:sz w:val="21"/>
+        </w:rPr>
+        <w:t>탄력 넘치는 펑키한 베이스와 청량한 리듬 기타, 그 위를 유영하는 투명하고 매혹적인 보컬 하모니가 압권인 팝 역사상 최고의 댄스 트랙.</w:t>
+      </w:r>
+    </w:p>
+    <w:p>
+      <w:pPr>
+        <w:spacing w:line="324" w:lineRule="auto" w:after="80"/>
+      </w:pPr>
+      <w:r>
+        <w:rPr w:rFonts="맑은 고딕">
+          <w:rFonts w:ascii="맑은 고딕" w:hAnsi="맑은 고딕" w:eastAsia="맑은 고딕"/>
+          <w:b w:val="0"/>
+          <w:color w:val="6B7280"/>
+          <w:sz w:val="21"/>
+        </w:rPr>
+        <w:t xml:space="preserve">· </w:t>
+      </w:r>
+      <w:r>
+        <w:rPr w:rFonts="맑은 고딕">
+          <w:rFonts w:ascii="맑은 고딕" w:hAnsi="맑은 고딕" w:eastAsia="맑은 고딕"/>
+          <w:b/>
+          <w:color w:val="1F2937"/>
+          <w:sz w:val="21"/>
+        </w:rPr>
+        <w:t xml:space="preserve">"I'm in the Mood for Dancing": </w:t>
+      </w:r>
+      <w:r>
+        <w:rPr w:rFonts="맑은 고딕">
+          <w:rFonts w:ascii="맑은 고딕" w:hAnsi="맑은 고딕" w:eastAsia="맑은 고딕"/>
+          <w:b w:val="0"/>
+          <w:sz w:val="21"/>
+        </w:rPr>
+        <w:t>영원히 잊히지 않을 캐치한 멜로디와 사랑스러운 스윙감이 돋보이는 놀란스의 시그니처 앤섬.</w:t>
+      </w:r>
+    </w:p>
+    <w:p>
+      <w:pPr>
+        <w:spacing w:line="324" w:lineRule="auto" w:after="80"/>
+      </w:pPr>
+      <w:r>
+        <w:rPr w:rFonts="맑은 고딕">
+          <w:rFonts w:ascii="맑은 고딕" w:hAnsi="맑은 고딕" w:eastAsia="맑은 고딕"/>
+          <w:b w:val="0"/>
+          <w:color w:val="6B7280"/>
+          <w:sz w:val="21"/>
+        </w:rPr>
+        <w:t xml:space="preserve">· </w:t>
+      </w:r>
+      <w:r>
+        <w:rPr w:rFonts="맑은 고딕">
+          <w:rFonts w:ascii="맑은 고딕" w:hAnsi="맑은 고딕" w:eastAsia="맑은 고딕"/>
+          <w:b/>
+          <w:color w:val="1F2937"/>
+          <w:sz w:val="21"/>
+        </w:rPr>
+        <w:t xml:space="preserve">"Gotta Pull Myself Together", "Attention to Me": </w:t>
+      </w:r>
+      <w:r>
+        <w:rPr w:rFonts="맑은 고딕">
+          <w:rFonts w:ascii="맑은 고딕" w:hAnsi="맑은 고딕" w:eastAsia="맑은 고딕"/>
+          <w:b w:val="0"/>
+          <w:sz w:val="21"/>
+        </w:rPr>
+        <w:t>정교하게 계산된 스트링 편곡과 세련된 비트, 자매들의 호소력 짙은 음색이 조화를 이루는 명곡들.</w:t>
       </w:r>
     </w:p>
     <w:p>
@@ -520,7 +631,7 @@
           <w:b w:val="0"/>
           <w:sz w:val="21"/>
         </w:rPr>
-        <w:t>진공관 앰프의 온기가 피어오를 때 턴테이블 바늘이 읽어내는 베이스라인의 묵직한 펀치감과 놀란스 자매들의 청명한 고음역 화음은 디지털 음원으로는 결코 흉내 낼 수 없는 입체적인 공간감을 형성합니다. MM 카트리지 특유의 다이내믹한 표현력을 빌려 감상한다면, 현장감 넘치는 스튜디오 세션의 숨결과 보컬의 미세한 떨림까지 고스란히 체감할 수 있습니다.</w:t>
+        <w:t>턴테이블의 카트리지가 그루브를 타는 순간 전해지는 묵직하고 따뜻한 아날로그 킥 드럼과 둥글게 감싸 안는 베이스의 타격감은 압권입니다. 진공관 앰프를 통해 출력되는 자매들의 생생한 숨결과 입체적인 보컬 질감은 디지털 음원에서는 결코 맛볼 수 없는 깊은 공간감을 선사합니다.</w:t>
       </w:r>
     </w:p>
     <w:p>
@@ -551,7 +662,7 @@
           <w:b w:val="0"/>
           <w:sz w:val="21"/>
         </w:rPr>
-        <w:t>80년대 팝 역사의 찬연한 한 페이지를 장식한 상징적인 앨범이자, 완벽한 아날로그 마스터링의 숨결을 간직한 초반 바이닐로서 음반 컬렉터와 오디오파일 모두에게 시대를 초월한 소장 가치를 지닙니다.</w:t>
+        <w:t>80년대 팝 황금기의 찬란했던 열기를 가장 순수한 아날로그 사운드로 증언하는 사료적 가치는 물론, 턴테이블 위에 올려놓는 것만으로도 공간 전체를 화사한 축제의 장으로 탈바꿈시키는 불멸의 바이닐 컬렉션입니다.</w:t>
       </w:r>
     </w:p>
     <w:p>
@@ -565,7 +676,7 @@
           <w:color w:val="4338CA"/>
           <w:sz w:val="21"/>
         </w:rPr>
-        <w:t>이 음반을 통해 아날로그 바늘 끝에서 피어나는 화려한 리듬과 따스한 하모니가 전해주는 감동을 다시 한번 경험해 보시는 것은 어떨까요?</w:t>
+        <w:t>이 음반을 통해 눈부셨던 80년대 청춘의 반짝임과 아날로그 바이닐만이 전해주는 감동을 다시 한번 경험해 보시는 것은 어떨까요?</w:t>
       </w:r>
     </w:p>
     <w:sectPr>
